--- a/WhoGotWhatModule.docx
+++ b/WhoGotWhatModule.docx
@@ -141,26 +141,10 @@
           <w:sz w:val="21"/>
           <w:szCs w:val="21"/>
         </w:rPr>
-        <w:t xml:space="preserve">The system also requires a password that only you know. Your password </w:t>
+        <w:t>The system also requires a password that only you know.  The module reads it from the MachineID setting in WhoGotWhat.ini in your Opensim\bin folder, and it ships with a placeholder value you must replace.  Note that this is not your Dynamic DNS password itself - elsewhere DreamGrid uses the MachineHash, which is the MD5 hash of the Dynamic DNS password you set in Setup-&gt;Settings-&gt;Hypergrid (the "Dynamic DNS password" box), and never the raw password.  Your raw Dynamic DNS password should not be put into WhoGotWhat.ini either; use the MachineHash value or another password of your own choosing.</w:t>
       </w:r>
       <w:proofErr w:type="gramStart"/>
-      <w:r>
-        <w:rPr>
-          <w:rFonts w:ascii="Calibri" w:hAnsi="Calibri" w:cs="Calibri"/>
-          <w:sz w:val="21"/>
-          <w:szCs w:val="21"/>
-        </w:rPr>
-        <w:t>is located in</w:t>
-      </w:r>
       <w:proofErr w:type="gramEnd"/>
-      <w:r>
-        <w:rPr>
-          <w:rFonts w:ascii="Calibri" w:hAnsi="Calibri" w:cs="Calibri"/>
-          <w:sz w:val="21"/>
-          <w:szCs w:val="21"/>
-        </w:rPr>
-        <w:t xml:space="preserve"> Settings-&gt;Hypergrid DNS name.  </w:t>
-      </w:r>
     </w:p>
     <w:p>
       <w:pPr>
